--- a/data/outputs/v2/Biology/SS1.2_Chemicals_of_Life/quiz/Biology_G10_SS1.2_Chemicals_of_Life_L1_AnswerKey.docx
+++ b/data/outputs/v2/Biology/SS1.2_Chemicals_of_Life/quiz/Biology_G10_SS1.2_Chemicals_of_Life_L1_AnswerKey.docx
@@ -1405,7 +1405,7 @@
         </w:rPr>
         <w:t xml:space="preserve">© 2026 SeaVuria and ARES. Aligned with KICD objectives. Developed by SeaVuria; technical implementation by ARES (with AI assistance from Claude). Licensed under </w:t>
       </w:r>
-      <w:hyperlink w:history="1" r:id="rId-b5f_bdihsz9a-qzfkrxc">
+      <w:hyperlink w:history="1" r:id="rIdmp8nenph8iqmz14b4pvss">
         <w:r>
           <w:rPr>
             <w:rFonts w:ascii="Arial" w:cs="Arial" w:eastAsia="Arial" w:hAnsi="Arial"/>
@@ -1426,7 +1426,7 @@
         </w:rPr>
         <w:t xml:space="preserve"> (</w:t>
       </w:r>
-      <w:hyperlink w:history="1" r:id="rIdeca4fg4kuchwcti-epcrk">
+      <w:hyperlink w:history="1" r:id="rIdyueswbjc0rped5wikchiw">
         <w:r>
           <w:rPr>
             <w:rFonts w:ascii="Arial" w:cs="Arial" w:eastAsia="Arial" w:hAnsi="Arial"/>

--- a/data/outputs/v2/Biology/SS1.2_Chemicals_of_Life/quiz/Biology_G10_SS1.2_Chemicals_of_Life_L1_AnswerKey.docx
+++ b/data/outputs/v2/Biology/SS1.2_Chemicals_of_Life/quiz/Biology_G10_SS1.2_Chemicals_of_Life_L1_AnswerKey.docx
@@ -1405,7 +1405,7 @@
         </w:rPr>
         <w:t xml:space="preserve">© 2026 SeaVuria and ARES. Aligned with KICD objectives. Developed by SeaVuria; technical implementation by ARES (with AI assistance from Claude). Licensed under </w:t>
       </w:r>
-      <w:hyperlink w:history="1" r:id="rIdmp8nenph8iqmz14b4pvss">
+      <w:hyperlink w:history="1" r:id="rIdpusnxwofqpy2ymnsyabi2">
         <w:r>
           <w:rPr>
             <w:rFonts w:ascii="Arial" w:cs="Arial" w:eastAsia="Arial" w:hAnsi="Arial"/>
@@ -1426,7 +1426,7 @@
         </w:rPr>
         <w:t xml:space="preserve"> (</w:t>
       </w:r>
-      <w:hyperlink w:history="1" r:id="rIdyueswbjc0rped5wikchiw">
+      <w:hyperlink w:history="1" r:id="rIdq4me997qdooflcwfsblkb">
         <w:r>
           <w:rPr>
             <w:rFonts w:ascii="Arial" w:cs="Arial" w:eastAsia="Arial" w:hAnsi="Arial"/>

--- a/data/outputs/v2/Biology/SS1.2_Chemicals_of_Life/quiz/Biology_G10_SS1.2_Chemicals_of_Life_L1_AnswerKey.docx
+++ b/data/outputs/v2/Biology/SS1.2_Chemicals_of_Life/quiz/Biology_G10_SS1.2_Chemicals_of_Life_L1_AnswerKey.docx
@@ -29,7 +29,7 @@
           <w:sz w:val="20"/>
           <w:szCs w:val="20"/>
         </w:rPr>
-        <w:t xml:space="preserve">Sub-Strand 1.2: Chemicals of Life  •  Lesson 1: Predict: What Is Food Really Made Of?</w:t>
+        <w:t xml:space="preserve">Sub-Strand 1.2: Chemicals of Life  •  Lesson 1: The Blood Glucose Puzzle: Why Does Glucose Rise and Fall After Eating Ugali?</w:t>
       </w:r>
     </w:p>
     <w:p>
@@ -345,7 +345,7 @@
                 <w:sz w:val="21"/>
                 <w:szCs w:val="21"/>
               </w:rPr>
-              <w:t xml:space="preserve">D</w:t>
+              <w:t xml:space="preserve">C</w:t>
             </w:r>
           </w:p>
         </w:tc>
@@ -409,7 +409,7 @@
                 <w:sz w:val="21"/>
                 <w:szCs w:val="21"/>
               </w:rPr>
-              <w:t xml:space="preserve">A</w:t>
+              <w:t xml:space="preserve">B</w:t>
             </w:r>
           </w:p>
         </w:tc>
@@ -441,7 +441,71 @@
                 <w:sz w:val="21"/>
                 <w:szCs w:val="21"/>
               </w:rPr>
-              <w:t xml:space="preserve">A</w:t>
+              <w:t xml:space="preserve">C</w:t>
+            </w:r>
+          </w:p>
+        </w:tc>
+        <w:tc>
+          <w:tcPr>
+            <w:tcW w:type="dxa" w:w="1337"/>
+            <w:tcBorders>
+              <w:top w:val="single" w:color="BBBBBB" w:sz="4"/>
+              <w:left w:val="single" w:color="BBBBBB" w:sz="4"/>
+              <w:bottom w:val="single" w:color="BBBBBB" w:sz="4"/>
+              <w:right w:val="single" w:color="BBBBBB" w:sz="4"/>
+            </w:tcBorders>
+            <w:tcMar>
+              <w:top w:type="dxa" w:w="60"/>
+              <w:left w:type="dxa" w:w="80"/>
+              <w:bottom w:type="dxa" w:w="60"/>
+              <w:right w:type="dxa" w:w="80"/>
+            </w:tcMar>
+          </w:tcPr>
+          <w:p>
+            <w:pPr>
+              <w:jc w:val="center"/>
+            </w:pPr>
+            <w:r>
+              <w:rPr>
+                <w:rFonts w:ascii="Arial" w:cs="Arial" w:eastAsia="Arial" w:hAnsi="Arial"/>
+                <w:b/>
+                <w:bCs/>
+                <w:sz w:val="21"/>
+                <w:szCs w:val="21"/>
+              </w:rPr>
+              <w:t xml:space="preserve">B</w:t>
+            </w:r>
+          </w:p>
+        </w:tc>
+        <w:tc>
+          <w:tcPr>
+            <w:tcW w:type="dxa" w:w="1337"/>
+            <w:tcBorders>
+              <w:top w:val="single" w:color="BBBBBB" w:sz="4"/>
+              <w:left w:val="single" w:color="BBBBBB" w:sz="4"/>
+              <w:bottom w:val="single" w:color="BBBBBB" w:sz="4"/>
+              <w:right w:val="single" w:color="BBBBBB" w:sz="4"/>
+            </w:tcBorders>
+            <w:tcMar>
+              <w:top w:type="dxa" w:w="60"/>
+              <w:left w:type="dxa" w:w="80"/>
+              <w:bottom w:type="dxa" w:w="60"/>
+              <w:right w:type="dxa" w:w="80"/>
+            </w:tcMar>
+          </w:tcPr>
+          <w:p>
+            <w:pPr>
+              <w:jc w:val="center"/>
+            </w:pPr>
+            <w:r>
+              <w:rPr>
+                <w:rFonts w:ascii="Arial" w:cs="Arial" w:eastAsia="Arial" w:hAnsi="Arial"/>
+                <w:b/>
+                <w:bCs/>
+                <w:sz w:val="21"/>
+                <w:szCs w:val="21"/>
+              </w:rPr>
+              <w:t xml:space="preserve">B</w:t>
             </w:r>
           </w:p>
         </w:tc>
@@ -477,70 +541,6 @@
             </w:r>
           </w:p>
         </w:tc>
-        <w:tc>
-          <w:tcPr>
-            <w:tcW w:type="dxa" w:w="1337"/>
-            <w:tcBorders>
-              <w:top w:val="single" w:color="BBBBBB" w:sz="4"/>
-              <w:left w:val="single" w:color="BBBBBB" w:sz="4"/>
-              <w:bottom w:val="single" w:color="BBBBBB" w:sz="4"/>
-              <w:right w:val="single" w:color="BBBBBB" w:sz="4"/>
-            </w:tcBorders>
-            <w:tcMar>
-              <w:top w:type="dxa" w:w="60"/>
-              <w:left w:type="dxa" w:w="80"/>
-              <w:bottom w:type="dxa" w:w="60"/>
-              <w:right w:type="dxa" w:w="80"/>
-            </w:tcMar>
-          </w:tcPr>
-          <w:p>
-            <w:pPr>
-              <w:jc w:val="center"/>
-            </w:pPr>
-            <w:r>
-              <w:rPr>
-                <w:rFonts w:ascii="Arial" w:cs="Arial" w:eastAsia="Arial" w:hAnsi="Arial"/>
-                <w:b/>
-                <w:bCs/>
-                <w:sz w:val="21"/>
-                <w:szCs w:val="21"/>
-              </w:rPr>
-              <w:t xml:space="preserve">A</w:t>
-            </w:r>
-          </w:p>
-        </w:tc>
-        <w:tc>
-          <w:tcPr>
-            <w:tcW w:type="dxa" w:w="1337"/>
-            <w:tcBorders>
-              <w:top w:val="single" w:color="BBBBBB" w:sz="4"/>
-              <w:left w:val="single" w:color="BBBBBB" w:sz="4"/>
-              <w:bottom w:val="single" w:color="BBBBBB" w:sz="4"/>
-              <w:right w:val="single" w:color="BBBBBB" w:sz="4"/>
-            </w:tcBorders>
-            <w:tcMar>
-              <w:top w:type="dxa" w:w="60"/>
-              <w:left w:type="dxa" w:w="80"/>
-              <w:bottom w:type="dxa" w:w="60"/>
-              <w:right w:type="dxa" w:w="80"/>
-            </w:tcMar>
-          </w:tcPr>
-          <w:p>
-            <w:pPr>
-              <w:jc w:val="center"/>
-            </w:pPr>
-            <w:r>
-              <w:rPr>
-                <w:rFonts w:ascii="Arial" w:cs="Arial" w:eastAsia="Arial" w:hAnsi="Arial"/>
-                <w:b/>
-                <w:bCs/>
-                <w:sz w:val="21"/>
-                <w:szCs w:val="21"/>
-              </w:rPr>
-              <w:t xml:space="preserve">A</w:t>
-            </w:r>
-          </w:p>
-        </w:tc>
       </w:tr>
     </w:tbl>
     <w:p>
@@ -568,7 +568,7 @@
           <w:sz w:val="16"/>
           <w:szCs w:val="16"/>
         </w:rPr>
-        <w:t xml:space="preserve">USE AFTER: PREDICT PHASE — Notice &amp; Wonder entry after silent observation of Photo A and Photo B</w:t>
+        <w:t xml:space="preserve">USE AFTER: OBSERVE PHASE — Observe: data questions on Wanjiru's table and graph (By how much did glucose rise from 0 to 60 min?)</w:t>
       </w:r>
     </w:p>
     <w:p>
@@ -584,52 +584,37 @@
           <w:sz w:val="21"/>
           <w:szCs w:val="21"/>
         </w:rPr>
-        <w:t xml:space="preserve">Q1. Two children live in the same village near Kisumu and eat about the same amount of food each day. Child A has a swollen belly, thin limbs and reddish hair. Child B looks healthy and energetic. Which of these is something you NOTICE (an observation) rather than a guess?</w:t>
-      </w:r>
-    </w:p>
-    <w:p>
-      <w:pPr>
-        <w:keepNext/>
-        <w:spacing w:after="20"/>
-        <w:ind w:left="360"/>
-      </w:pPr>
-      <w:r>
-        <w:rPr>
-          <w:rFonts w:ascii="Arial" w:cs="Arial" w:eastAsia="Arial" w:hAnsi="Arial"/>
-          <w:sz w:val="21"/>
-          <w:szCs w:val="21"/>
-        </w:rPr>
-        <w:t xml:space="preserve">A.  Child B has more money than Child A's family.</w:t>
-      </w:r>
-    </w:p>
-    <w:p>
-      <w:pPr>
-        <w:keepNext/>
-        <w:spacing w:after="20"/>
-        <w:ind w:left="360"/>
-      </w:pPr>
-      <w:r>
-        <w:rPr>
-          <w:rFonts w:ascii="Arial" w:cs="Arial" w:eastAsia="Arial" w:hAnsi="Arial"/>
-          <w:sz w:val="21"/>
-          <w:szCs w:val="21"/>
-        </w:rPr>
-        <w:t xml:space="preserve">B.  Child A was born with a disease.</w:t>
-      </w:r>
-    </w:p>
-    <w:p>
-      <w:pPr>
-        <w:keepNext/>
-        <w:spacing w:after="20"/>
-        <w:ind w:left="360"/>
-      </w:pPr>
-      <w:r>
-        <w:rPr>
-          <w:rFonts w:ascii="Arial" w:cs="Arial" w:eastAsia="Arial" w:hAnsi="Arial"/>
-          <w:sz w:val="21"/>
-          <w:szCs w:val="21"/>
-        </w:rPr>
-        <w:t xml:space="preserve">C.  Child A is sick because something is missing from the food.</w:t>
+        <w:t xml:space="preserve">Q1. Wanjiru fasted, then ate ugali, sukuma wiki and beans. Her blood glucose was 4.5 mmol/L at 0 min and reached its highest value of 8.0 mmol/L at 60 min. By how much did her blood glucose rise from 0 to 60 min?</w:t>
+      </w:r>
+    </w:p>
+    <w:p>
+      <w:pPr>
+        <w:keepNext/>
+        <w:spacing w:after="20"/>
+        <w:ind w:left="360"/>
+      </w:pPr>
+      <w:r>
+        <w:rPr>
+          <w:rFonts w:ascii="Arial" w:cs="Arial" w:eastAsia="Arial" w:hAnsi="Arial"/>
+          <w:sz w:val="21"/>
+          <w:szCs w:val="21"/>
+        </w:rPr>
+        <w:t xml:space="preserve">A.  8.0 mmol/L</w:t>
+      </w:r>
+    </w:p>
+    <w:p>
+      <w:pPr>
+        <w:keepNext/>
+        <w:spacing w:after="20"/>
+        <w:ind w:left="360"/>
+      </w:pPr>
+      <w:r>
+        <w:rPr>
+          <w:rFonts w:ascii="Arial" w:cs="Arial" w:eastAsia="Arial" w:hAnsi="Arial"/>
+          <w:sz w:val="21"/>
+          <w:szCs w:val="21"/>
+        </w:rPr>
+        <w:t xml:space="preserve">B.  4.5 mmol/L</w:t>
       </w:r>
     </w:p>
     <w:p>
@@ -647,7 +632,22 @@
           <w:sz w:val="21"/>
           <w:szCs w:val="21"/>
         </w:rPr>
-        <w:t xml:space="preserve">D.  Child A has a swollen belly and thin limbs.</w:t>
+        <w:t xml:space="preserve">C.  3.5 mmol/L</w:t>
+      </w:r>
+    </w:p>
+    <w:p>
+      <w:pPr>
+        <w:keepNext/>
+        <w:spacing w:after="20"/>
+        <w:ind w:left="360"/>
+      </w:pPr>
+      <w:r>
+        <w:rPr>
+          <w:rFonts w:ascii="Arial" w:cs="Arial" w:eastAsia="Arial" w:hAnsi="Arial"/>
+          <w:sz w:val="21"/>
+          <w:szCs w:val="21"/>
+        </w:rPr>
+        <w:t xml:space="preserve">D.  12.5 mmol/L</w:t>
       </w:r>
     </w:p>
     <w:p>
@@ -663,7 +663,7 @@
           <w:sz w:val="21"/>
           <w:szCs w:val="21"/>
         </w:rPr>
-        <w:t xml:space="preserve">Correct answer: D. </w:t>
+        <w:t xml:space="preserve">Correct answer: C. </w:t>
       </w:r>
       <w:r>
         <w:rPr>
@@ -672,7 +672,7 @@
           <w:sz w:val="19"/>
           <w:szCs w:val="19"/>
         </w:rPr>
-        <w:t xml:space="preserve">An observation is something you can see directly, such as a swollen belly and thin limbs. The other statements are guesses about causes that the photographs do not show.</w:t>
+        <w:t xml:space="preserve">Rise = peak minus starting value = 8.0 - 4.5 = 3.5 mmol/L. Learners who choose 12.5 added the values instead of finding the difference.</w:t>
       </w:r>
     </w:p>
     <w:p>
@@ -687,7 +687,7 @@
           <w:sz w:val="16"/>
           <w:szCs w:val="16"/>
         </w:rPr>
-        <w:t xml:space="preserve">USE AFTER: PREDICT PHASE — Teacher reveals the food details (ugali vs githeri) and students write 'I think the difference in the children's bodies is caused by ___ because ___'</w:t>
+        <w:t xml:space="preserve">USE AFTER: OBSERVE PHASE — Observe: calculating the rise (3.5 mmol/L, about 78% above the start)</w:t>
       </w:r>
     </w:p>
     <w:p>
@@ -703,37 +703,37 @@
           <w:sz w:val="21"/>
           <w:szCs w:val="21"/>
         </w:rPr>
-        <w:t xml:space="preserve">Q2. Child A eats ugali (maize starch) as the main meal every day. Child B eats githeri (maize and beans) regularly. Which statement matches the information given about the two children?</w:t>
-      </w:r>
-    </w:p>
-    <w:p>
-      <w:pPr>
-        <w:keepNext/>
-        <w:spacing w:after="20"/>
-        <w:ind w:left="360"/>
-      </w:pPr>
-      <w:r>
-        <w:rPr>
-          <w:rFonts w:ascii="Arial" w:cs="Arial" w:eastAsia="Arial" w:hAnsi="Arial"/>
-          <w:sz w:val="21"/>
-          <w:szCs w:val="21"/>
-        </w:rPr>
-        <w:t xml:space="preserve">A.  Both children eat only ugali every day.</w:t>
-      </w:r>
-    </w:p>
-    <w:p>
-      <w:pPr>
-        <w:keepNext/>
-        <w:spacing w:after="20"/>
-        <w:ind w:left="360"/>
-      </w:pPr>
-      <w:r>
-        <w:rPr>
-          <w:rFonts w:ascii="Arial" w:cs="Arial" w:eastAsia="Arial" w:hAnsi="Arial"/>
-          <w:sz w:val="21"/>
-          <w:szCs w:val="21"/>
-        </w:rPr>
-        <w:t xml:space="preserve">B.  The children live in different parts of Kenya.</w:t>
+        <w:t xml:space="preserve">Q2. Wanjiru's blood glucose started at 4.5 mmol/L and rose by 3.5 mmol/L to a peak of 8.0 mmol/L. About what percentage above her starting level was the peak?</w:t>
+      </w:r>
+    </w:p>
+    <w:p>
+      <w:pPr>
+        <w:keepNext/>
+        <w:spacing w:after="20"/>
+        <w:ind w:left="360"/>
+      </w:pPr>
+      <w:r>
+        <w:rPr>
+          <w:rFonts w:ascii="Arial" w:cs="Arial" w:eastAsia="Arial" w:hAnsi="Arial"/>
+          <w:sz w:val="21"/>
+          <w:szCs w:val="21"/>
+        </w:rPr>
+        <w:t xml:space="preserve">A.  About 56%</w:t>
+      </w:r>
+    </w:p>
+    <w:p>
+      <w:pPr>
+        <w:keepNext/>
+        <w:spacing w:after="20"/>
+        <w:ind w:left="360"/>
+      </w:pPr>
+      <w:r>
+        <w:rPr>
+          <w:rFonts w:ascii="Arial" w:cs="Arial" w:eastAsia="Arial" w:hAnsi="Arial"/>
+          <w:sz w:val="21"/>
+          <w:szCs w:val="21"/>
+        </w:rPr>
+        <w:t xml:space="preserve">B.  About 3.5%</w:t>
       </w:r>
     </w:p>
     <w:p>
@@ -751,22 +751,22 @@
           <w:sz w:val="21"/>
           <w:szCs w:val="21"/>
         </w:rPr>
-        <w:t xml:space="preserve">C.  Both children eat about the same amount of food and live in the same village near Kisumu.</w:t>
-      </w:r>
-    </w:p>
-    <w:p>
-      <w:pPr>
-        <w:keepNext/>
-        <w:spacing w:after="20"/>
-        <w:ind w:left="360"/>
-      </w:pPr>
-      <w:r>
-        <w:rPr>
-          <w:rFonts w:ascii="Arial" w:cs="Arial" w:eastAsia="Arial" w:hAnsi="Arial"/>
-          <w:sz w:val="21"/>
-          <w:szCs w:val="21"/>
-        </w:rPr>
-        <w:t xml:space="preserve">D.  Child B eats much more food each day than Child A.</w:t>
+        <w:t xml:space="preserve">C.  About 78%</w:t>
+      </w:r>
+    </w:p>
+    <w:p>
+      <w:pPr>
+        <w:keepNext/>
+        <w:spacing w:after="20"/>
+        <w:ind w:left="360"/>
+      </w:pPr>
+      <w:r>
+        <w:rPr>
+          <w:rFonts w:ascii="Arial" w:cs="Arial" w:eastAsia="Arial" w:hAnsi="Arial"/>
+          <w:sz w:val="21"/>
+          <w:szCs w:val="21"/>
+        </w:rPr>
+        <w:t xml:space="preserve">D.  About 44%</w:t>
       </w:r>
     </w:p>
     <w:p>
@@ -791,7 +791,7 @@
           <w:sz w:val="19"/>
           <w:szCs w:val="19"/>
         </w:rPr>
-        <w:t xml:space="preserve">The caption states that both children eat approximately the same amount of food and live in the same village. What differs is the kind of food, not the quantity or the place.</w:t>
+        <w:t xml:space="preserve">Percentage rise = rise divided by starting value times 100 = 3.5 / 4.5 x 100 = about 78%. Dividing by the peak (3.5 / 8.0) gives the common error of about 44%.</w:t>
       </w:r>
     </w:p>
     <w:p>
@@ -806,7 +806,7 @@
           <w:sz w:val="16"/>
           <w:szCs w:val="16"/>
         </w:rPr>
-        <w:t xml:space="preserve">USE AFTER: OBSERVE PHASE — Groups complete the two-column table 'What the evidence shows us' vs 'What we still need to find out' after reading the Phenomenon Card</w:t>
+        <w:t xml:space="preserve">USE AFTER: OBSERVE PHASE — Observe: 'Which is faster, rise or fall? Prove it with numbers.'</w:t>
       </w:r>
     </w:p>
     <w:p>
@@ -822,7 +822,22 @@
           <w:sz w:val="21"/>
           <w:szCs w:val="21"/>
         </w:rPr>
-        <w:t xml:space="preserve">Q3. A group is filling in a two-column table about the two Kisumu children: 'What the evidence shows us' and 'What we still need to find out'. Which entry belongs in the SECOND column?</w:t>
+        <w:t xml:space="preserve">Q3. Wanjiru's blood glucose rose by 3.5 mmol/L between 0 and 60 min (4.5 to 8.0 mmol/L). It then fell by 3.5 mmol/L between 60 and 180 min (8.0 back to 4.5 mmol/L). What do these numbers show?</w:t>
+      </w:r>
+    </w:p>
+    <w:p>
+      <w:pPr>
+        <w:keepNext/>
+        <w:spacing w:after="20"/>
+        <w:ind w:left="360"/>
+      </w:pPr>
+      <w:r>
+        <w:rPr>
+          <w:rFonts w:ascii="Arial" w:cs="Arial" w:eastAsia="Arial" w:hAnsi="Arial"/>
+          <w:sz w:val="21"/>
+          <w:szCs w:val="21"/>
+        </w:rPr>
+        <w:t xml:space="preserve">A.  The rise and fall cannot be compared because they have different start times.</w:t>
       </w:r>
     </w:p>
     <w:p>
@@ -840,52 +855,37 @@
           <w:sz w:val="21"/>
           <w:szCs w:val="21"/>
         </w:rPr>
-        <w:t xml:space="preserve">A.  Which specific chemicals are different between ugali and githeri.</w:t>
-      </w:r>
-    </w:p>
-    <w:p>
-      <w:pPr>
-        <w:keepNext/>
-        <w:spacing w:after="20"/>
-        <w:ind w:left="360"/>
-      </w:pPr>
-      <w:r>
-        <w:rPr>
-          <w:rFonts w:ascii="Arial" w:cs="Arial" w:eastAsia="Arial" w:hAnsi="Arial"/>
-          <w:sz w:val="21"/>
-          <w:szCs w:val="21"/>
-        </w:rPr>
-        <w:t xml:space="preserve">B.  Child B eats githeri and looks healthy and energetic.</w:t>
-      </w:r>
-    </w:p>
-    <w:p>
-      <w:pPr>
-        <w:keepNext/>
-        <w:spacing w:after="20"/>
-        <w:ind w:left="360"/>
-      </w:pPr>
-      <w:r>
-        <w:rPr>
-          <w:rFonts w:ascii="Arial" w:cs="Arial" w:eastAsia="Arial" w:hAnsi="Arial"/>
-          <w:sz w:val="21"/>
-          <w:szCs w:val="21"/>
-        </w:rPr>
-        <w:t xml:space="preserve">C.  Both children live in the same village near Kisumu.</w:t>
-      </w:r>
-    </w:p>
-    <w:p>
-      <w:pPr>
-        <w:keepNext/>
-        <w:spacing w:after="20"/>
-        <w:ind w:left="360"/>
-      </w:pPr>
-      <w:r>
-        <w:rPr>
-          <w:rFonts w:ascii="Arial" w:cs="Arial" w:eastAsia="Arial" w:hAnsi="Arial"/>
-          <w:sz w:val="21"/>
-          <w:szCs w:val="21"/>
-        </w:rPr>
-        <w:t xml:space="preserve">D.  Child A eats ugali every day and has a swollen belly.</w:t>
+        <w:t xml:space="preserve">B.  The rise was faster because the same 3.5 mmol/L change took 60 min going up but 120 min coming down.</w:t>
+      </w:r>
+    </w:p>
+    <w:p>
+      <w:pPr>
+        <w:keepNext/>
+        <w:spacing w:after="20"/>
+        <w:ind w:left="360"/>
+      </w:pPr>
+      <w:r>
+        <w:rPr>
+          <w:rFonts w:ascii="Arial" w:cs="Arial" w:eastAsia="Arial" w:hAnsi="Arial"/>
+          <w:sz w:val="21"/>
+          <w:szCs w:val="21"/>
+        </w:rPr>
+        <w:t xml:space="preserve">C.  The fall was faster because glucose ended at a lower value than the peak.</w:t>
+      </w:r>
+    </w:p>
+    <w:p>
+      <w:pPr>
+        <w:keepNext/>
+        <w:spacing w:after="20"/>
+        <w:ind w:left="360"/>
+      </w:pPr>
+      <w:r>
+        <w:rPr>
+          <w:rFonts w:ascii="Arial" w:cs="Arial" w:eastAsia="Arial" w:hAnsi="Arial"/>
+          <w:sz w:val="21"/>
+          <w:szCs w:val="21"/>
+        </w:rPr>
+        <w:t xml:space="preserve">D.  The rise and the fall were equally fast because both changes were 3.5 mmol/L.</w:t>
       </w:r>
     </w:p>
     <w:p>
@@ -901,7 +901,7 @@
           <w:sz w:val="21"/>
           <w:szCs w:val="21"/>
         </w:rPr>
-        <w:t xml:space="preserve">Correct answer: A. </w:t>
+        <w:t xml:space="preserve">Correct answer: B. </w:t>
       </w:r>
       <w:r>
         <w:rPr>
@@ -910,7 +910,7 @@
           <w:sz w:val="19"/>
           <w:szCs w:val="19"/>
         </w:rPr>
-        <w:t xml:space="preserve">The first three entries are facts already given on the Phenomenon Card. The chemical difference between the foods has not been investigated yet, so it belongs under what we still need to find out.</w:t>
+        <w:t xml:space="preserve">The same change of 3.5 mmol/L took 60 min on the way up and 120 min on the way down, so the rise was about twice as fast. Equal change does not mean equal speed.</w:t>
       </w:r>
     </w:p>
     <w:p>
@@ -925,7 +925,7 @@
           <w:sz w:val="16"/>
           <w:szCs w:val="16"/>
         </w:rPr>
-        <w:t xml:space="preserve">USE AFTER: OBSERVE PHASE — Debrief of the Phenomenon Card: 'What does this evidence show us, and what does it NOT tell us yet?'</w:t>
+        <w:t xml:space="preserve">USE AFTER: OBSERVE PHASE — Observe: looking at the meal composition card</w:t>
       </w:r>
     </w:p>
     <w:p>
@@ -941,7 +941,37 @@
           <w:sz w:val="21"/>
           <w:szCs w:val="21"/>
         </w:rPr>
-        <w:t xml:space="preserve">Q4. Right now the class has only seen photographs and read a short card about the two children. Which is the best response to the question 'Why do the two children have such different bodies?'</w:t>
+        <w:t xml:space="preserve">Q4. A meal card for Wanjiru's lunch lists: ugali about 70 g carbohydrate, beans about 20 g protein and 15 g carbohydrate, sukuma wiki about 3 g protein plus fibre, vitamins and minerals, cooking oil about 10 g fat. Which food in the meal contained the largest amount of carbohydrate?</w:t>
+      </w:r>
+    </w:p>
+    <w:p>
+      <w:pPr>
+        <w:keepNext/>
+        <w:spacing w:after="20"/>
+        <w:ind w:left="360"/>
+      </w:pPr>
+      <w:r>
+        <w:rPr>
+          <w:rFonts w:ascii="Arial" w:cs="Arial" w:eastAsia="Arial" w:hAnsi="Arial"/>
+          <w:sz w:val="21"/>
+          <w:szCs w:val="21"/>
+        </w:rPr>
+        <w:t xml:space="preserve">A.  Sukuma wiki</w:t>
+      </w:r>
+    </w:p>
+    <w:p>
+      <w:pPr>
+        <w:keepNext/>
+        <w:spacing w:after="20"/>
+        <w:ind w:left="360"/>
+      </w:pPr>
+      <w:r>
+        <w:rPr>
+          <w:rFonts w:ascii="Arial" w:cs="Arial" w:eastAsia="Arial" w:hAnsi="Arial"/>
+          <w:sz w:val="21"/>
+          <w:szCs w:val="21"/>
+        </w:rPr>
+        <w:t xml:space="preserve">B.  Cooking oil</w:t>
       </w:r>
     </w:p>
     <w:p>
@@ -959,52 +989,22 @@
           <w:sz w:val="21"/>
           <w:szCs w:val="21"/>
         </w:rPr>
-        <w:t xml:space="preserve">A.  We do not know yet. We need to find out what the two foods are made of before we can explain it.</w:t>
-      </w:r>
-    </w:p>
-    <w:p>
-      <w:pPr>
-        <w:keepNext/>
-        <w:spacing w:after="20"/>
-        <w:ind w:left="360"/>
-      </w:pPr>
-      <w:r>
-        <w:rPr>
-          <w:rFonts w:ascii="Arial" w:cs="Arial" w:eastAsia="Arial" w:hAnsi="Arial"/>
-          <w:sz w:val="21"/>
-          <w:szCs w:val="21"/>
-        </w:rPr>
-        <w:t xml:space="preserve">B.  The child with the swollen belly is just tired from playing too much.</w:t>
-      </w:r>
-    </w:p>
-    <w:p>
-      <w:pPr>
-        <w:keepNext/>
-        <w:spacing w:after="20"/>
-        <w:ind w:left="360"/>
-      </w:pPr>
-      <w:r>
-        <w:rPr>
-          <w:rFonts w:ascii="Arial" w:cs="Arial" w:eastAsia="Arial" w:hAnsi="Arial"/>
-          <w:sz w:val="21"/>
-          <w:szCs w:val="21"/>
-        </w:rPr>
-        <w:t xml:space="preserve">C.  Ugali is bad food and githeri is good food, so nothing more needs to be studied.</w:t>
-      </w:r>
-    </w:p>
-    <w:p>
-      <w:pPr>
-        <w:keepNext/>
-        <w:spacing w:after="20"/>
-        <w:ind w:left="360"/>
-      </w:pPr>
-      <w:r>
-        <w:rPr>
-          <w:rFonts w:ascii="Arial" w:cs="Arial" w:eastAsia="Arial" w:hAnsi="Arial"/>
-          <w:sz w:val="21"/>
-          <w:szCs w:val="21"/>
-        </w:rPr>
-        <w:t xml:space="preserve">D.  Child A is not eating enough food, and that is the only reason.</w:t>
+        <w:t xml:space="preserve">C.  Ugali</w:t>
+      </w:r>
+    </w:p>
+    <w:p>
+      <w:pPr>
+        <w:keepNext/>
+        <w:spacing w:after="20"/>
+        <w:ind w:left="360"/>
+      </w:pPr>
+      <w:r>
+        <w:rPr>
+          <w:rFonts w:ascii="Arial" w:cs="Arial" w:eastAsia="Arial" w:hAnsi="Arial"/>
+          <w:sz w:val="21"/>
+          <w:szCs w:val="21"/>
+        </w:rPr>
+        <w:t xml:space="preserve">D.  Beans</w:t>
       </w:r>
     </w:p>
     <w:p>
@@ -1020,7 +1020,7 @@
           <w:sz w:val="21"/>
           <w:szCs w:val="21"/>
         </w:rPr>
-        <w:t xml:space="preserve">Correct answer: A. </w:t>
+        <w:t xml:space="preserve">Correct answer: C. </w:t>
       </w:r>
       <w:r>
         <w:rPr>
@@ -1029,7 +1029,7 @@
           <w:sz w:val="19"/>
           <w:szCs w:val="19"/>
         </w:rPr>
-        <w:t xml:space="preserve">At this stage the class has evidence of a puzzle but has not investigated the foods. Saying honestly that it is not yet explained keeps the question open. The other answers are unsupported or contradict the given information that the food quantity is similar.</w:t>
+        <w:t xml:space="preserve">Ugali has about 70 g carbohydrate, far more than the 15 g in beans. Sukuma wiki is mostly protein, fibre, vitamins and minerals, and cooking oil is fat.</w:t>
       </w:r>
     </w:p>
     <w:p>
@@ -1044,7 +1044,7 @@
           <w:sz w:val="16"/>
           <w:szCs w:val="16"/>
         </w:rPr>
-        <w:t xml:space="preserve">USE AFTER: EXPLAIN PHASE — Chemical Families Card Sort: the 6 'Chemical Family' cards</w:t>
+        <w:t xml:space="preserve">USE AFTER: EXPLAIN PHASE — Explain: Claim-Evidence-Reasoning organiser and 'What I am sure about / not sure about yet'</w:t>
       </w:r>
     </w:p>
     <w:p>
@@ -1060,52 +1060,22 @@
           <w:sz w:val="21"/>
           <w:szCs w:val="21"/>
         </w:rPr>
-        <w:t xml:space="preserve">Q5. In the Chemical Families Card Sort, groups match foods such as ugali, githeri, sukuma wiki, nyama choma, fish from Lake Victoria and mandazi to the chemical family each is richest in. Which of these lists names the six chemical families used in the card sort?</w:t>
-      </w:r>
-    </w:p>
-    <w:p>
-      <w:pPr>
-        <w:keepNext/>
-        <w:spacing w:after="20"/>
-        <w:ind w:left="360"/>
-      </w:pPr>
-      <w:r>
-        <w:rPr>
-          <w:rFonts w:ascii="Arial" w:cs="Arial" w:eastAsia="Arial" w:hAnsi="Arial"/>
-          <w:sz w:val="21"/>
-          <w:szCs w:val="21"/>
-        </w:rPr>
-        <w:t xml:space="preserve">A.  Carbohydrates, proteins, lipids, vitamins, mineral salts, oxygen</w:t>
-      </w:r>
-    </w:p>
-    <w:p>
-      <w:pPr>
-        <w:keepNext/>
-        <w:spacing w:after="20"/>
-        <w:ind w:left="360"/>
-      </w:pPr>
-      <w:r>
-        <w:rPr>
-          <w:rFonts w:ascii="Arial" w:cs="Arial" w:eastAsia="Arial" w:hAnsi="Arial"/>
-          <w:sz w:val="21"/>
-          <w:szCs w:val="21"/>
-        </w:rPr>
-        <w:t xml:space="preserve">B.  Starch, ugali, beans, oil, salt, water</w:t>
-      </w:r>
-    </w:p>
-    <w:p>
-      <w:pPr>
-        <w:keepNext/>
-        <w:spacing w:after="20"/>
-        <w:ind w:left="360"/>
-      </w:pPr>
-      <w:r>
-        <w:rPr>
-          <w:rFonts w:ascii="Arial" w:cs="Arial" w:eastAsia="Arial" w:hAnsi="Arial"/>
-          <w:sz w:val="21"/>
-          <w:szCs w:val="21"/>
-        </w:rPr>
-        <w:t xml:space="preserve">C.  Carbohydrates, proteins, lipids, vitamins, fibre, air</w:t>
+        <w:t xml:space="preserve">Q5. After looking at the graph of blood glucose rising to 8.0 mmol/L and then falling back to 4.5 mmol/L, a group is asked what causes the fall after the peak. Which statement is the most honest scientific position at this stage of the unit?</w:t>
+      </w:r>
+    </w:p>
+    <w:p>
+      <w:pPr>
+        <w:keepNext/>
+        <w:spacing w:after="20"/>
+        <w:ind w:left="360"/>
+      </w:pPr>
+      <w:r>
+        <w:rPr>
+          <w:rFonts w:ascii="Arial" w:cs="Arial" w:eastAsia="Arial" w:hAnsi="Arial"/>
+          <w:sz w:val="21"/>
+          <w:szCs w:val="21"/>
+        </w:rPr>
+        <w:t xml:space="preserve">A.  Glucose is burnt off in the stomach straight after the meal.</w:t>
       </w:r>
     </w:p>
     <w:p>
@@ -1123,7 +1093,37 @@
           <w:sz w:val="21"/>
           <w:szCs w:val="21"/>
         </w:rPr>
-        <w:t xml:space="preserve">D.  Carbohydrates, proteins, lipids, vitamins, mineral salts, water</w:t>
+        <w:t xml:space="preserve">B.  The graph shows that glucose falls, but we have not yet explained what causes it, so it is a question to investigate.</w:t>
+      </w:r>
+    </w:p>
+    <w:p>
+      <w:pPr>
+        <w:keepNext/>
+        <w:spacing w:after="20"/>
+        <w:ind w:left="360"/>
+      </w:pPr>
+      <w:r>
+        <w:rPr>
+          <w:rFonts w:ascii="Arial" w:cs="Arial" w:eastAsia="Arial" w:hAnsi="Arial"/>
+          <w:sz w:val="21"/>
+          <w:szCs w:val="21"/>
+        </w:rPr>
+        <w:t xml:space="preserve">C.  Glucose falls only because the person has stopped eating.</w:t>
+      </w:r>
+    </w:p>
+    <w:p>
+      <w:pPr>
+        <w:keepNext/>
+        <w:spacing w:after="20"/>
+        <w:ind w:left="360"/>
+      </w:pPr>
+      <w:r>
+        <w:rPr>
+          <w:rFonts w:ascii="Arial" w:cs="Arial" w:eastAsia="Arial" w:hAnsi="Arial"/>
+          <w:sz w:val="21"/>
+          <w:szCs w:val="21"/>
+        </w:rPr>
+        <w:t xml:space="preserve">D.  Glucose simply disappears from the blood with time and nothing is involved.</w:t>
       </w:r>
     </w:p>
     <w:p>
@@ -1139,7 +1139,7 @@
           <w:sz w:val="21"/>
           <w:szCs w:val="21"/>
         </w:rPr>
-        <w:t xml:space="preserve">Correct answer: D. </w:t>
+        <w:t xml:space="preserve">Correct answer: B. </w:t>
       </w:r>
       <w:r>
         <w:rPr>
@@ -1148,7 +1148,7 @@
           <w:sz w:val="19"/>
           <w:szCs w:val="19"/>
         </w:rPr>
-        <w:t xml:space="preserve">The six chemicals of life named in this lesson are carbohydrates, proteins, lipids (fats and oils), vitamins, mineral salts and water. The other lists include foods, air, oxygen or fibre, which are not among the six families.</w:t>
+        <w:t xml:space="preserve">The data show the pattern but not its cause. The class still has to investigate it, and saying 'I do not know yet' is acceptable. The other choices are unsupported everyday ideas.</w:t>
       </w:r>
     </w:p>
     <w:p>
@@ -1163,7 +1163,7 @@
           <w:sz w:val="16"/>
           <w:szCs w:val="16"/>
         </w:rPr>
-        <w:t xml:space="preserve">USE AFTER: EXPLAIN PHASE — Whole-class debrief after the gallery walk and revision of the card sort</w:t>
+        <w:t xml:space="preserve">USE AFTER: DQB PHASE — DQB: writing and sorting questions under 'What chemicals are in the food we eat, and what happens to them in our bodies?'</w:t>
       </w:r>
     </w:p>
     <w:p>
@@ -1179,7 +1179,22 @@
           <w:sz w:val="21"/>
           <w:szCs w:val="21"/>
         </w:rPr>
-        <w:t xml:space="preserve">Q6. After the card sort and gallery walk, some groups disagree about which chemical family a food is richest in, and nobody corrects them. How will the class find out which matches are correct?</w:t>
+        <w:t xml:space="preserve">Q6. Learners are writing questions for the Driving Question Board about the glucose graph. Which question is the most specific and can be investigated?</w:t>
+      </w:r>
+    </w:p>
+    <w:p>
+      <w:pPr>
+        <w:keepNext/>
+        <w:spacing w:after="20"/>
+        <w:ind w:left="360"/>
+      </w:pPr>
+      <w:r>
+        <w:rPr>
+          <w:rFonts w:ascii="Arial" w:cs="Arial" w:eastAsia="Arial" w:hAnsi="Arial"/>
+          <w:sz w:val="21"/>
+          <w:szCs w:val="21"/>
+        </w:rPr>
+        <w:t xml:space="preserve">A.  Is glucose good?</w:t>
       </w:r>
     </w:p>
     <w:p>
@@ -1197,52 +1212,37 @@
           <w:sz w:val="21"/>
           <w:szCs w:val="21"/>
         </w:rPr>
-        <w:t xml:space="preserve">A.  By doing chemical tests on foods in the next lessons.</w:t>
-      </w:r>
-    </w:p>
-    <w:p>
-      <w:pPr>
-        <w:keepNext/>
-        <w:spacing w:after="20"/>
-        <w:ind w:left="360"/>
-      </w:pPr>
-      <w:r>
-        <w:rPr>
-          <w:rFonts w:ascii="Arial" w:cs="Arial" w:eastAsia="Arial" w:hAnsi="Arial"/>
-          <w:sz w:val="21"/>
-          <w:szCs w:val="21"/>
-        </w:rPr>
-        <w:t xml:space="preserve">B.  By choosing the match that sounds most scientific.</w:t>
-      </w:r>
-    </w:p>
-    <w:p>
-      <w:pPr>
-        <w:keepNext/>
-        <w:spacing w:after="20"/>
-        <w:ind w:left="360"/>
-      </w:pPr>
-      <w:r>
-        <w:rPr>
-          <w:rFonts w:ascii="Arial" w:cs="Arial" w:eastAsia="Arial" w:hAnsi="Arial"/>
-          <w:sz w:val="21"/>
-          <w:szCs w:val="21"/>
-        </w:rPr>
-        <w:t xml:space="preserve">C.  By asking the group with the neatest handwriting.</w:t>
-      </w:r>
-    </w:p>
-    <w:p>
-      <w:pPr>
-        <w:keepNext/>
-        <w:spacing w:after="20"/>
-        <w:ind w:left="360"/>
-      </w:pPr>
-      <w:r>
-        <w:rPr>
-          <w:rFonts w:ascii="Arial" w:cs="Arial" w:eastAsia="Arial" w:hAnsi="Arial"/>
-          <w:sz w:val="21"/>
-          <w:szCs w:val="21"/>
-        </w:rPr>
-        <w:t xml:space="preserve">D.  By voting for the match that most groups chose.</w:t>
+        <w:t xml:space="preserve">B.  What chemicals are in ugali?</w:t>
+      </w:r>
+    </w:p>
+    <w:p>
+      <w:pPr>
+        <w:keepNext/>
+        <w:spacing w:after="20"/>
+        <w:ind w:left="360"/>
+      </w:pPr>
+      <w:r>
+        <w:rPr>
+          <w:rFonts w:ascii="Arial" w:cs="Arial" w:eastAsia="Arial" w:hAnsi="Arial"/>
+          <w:sz w:val="21"/>
+          <w:szCs w:val="21"/>
+        </w:rPr>
+        <w:t xml:space="preserve">C.  Did Wanjiru enjoy her lunch?</w:t>
+      </w:r>
+    </w:p>
+    <w:p>
+      <w:pPr>
+        <w:keepNext/>
+        <w:spacing w:after="20"/>
+        <w:ind w:left="360"/>
+      </w:pPr>
+      <w:r>
+        <w:rPr>
+          <w:rFonts w:ascii="Arial" w:cs="Arial" w:eastAsia="Arial" w:hAnsi="Arial"/>
+          <w:sz w:val="21"/>
+          <w:szCs w:val="21"/>
+        </w:rPr>
+        <w:t xml:space="preserve">D.  Why is food?</w:t>
       </w:r>
     </w:p>
     <w:p>
@@ -1258,7 +1258,7 @@
           <w:sz w:val="21"/>
           <w:szCs w:val="21"/>
         </w:rPr>
-        <w:t xml:space="preserve">Correct answer: A. </w:t>
+        <w:t xml:space="preserve">Correct answer: B. </w:t>
       </w:r>
       <w:r>
         <w:rPr>
@@ -1267,7 +1267,7 @@
           <w:sz w:val="19"/>
           <w:szCs w:val="19"/>
         </w:rPr>
-        <w:t xml:space="preserve">The lesson says no tests are done today and that later lessons will use chemical tests to check the matches. Voting or sounding scientific does not provide evidence.</w:t>
+        <w:t xml:space="preserve">'What chemicals are in ugali?' is clear and can be investigated, for example by testing foods in the lab. The others are vague, opinion-based or not linked to the graph.</w:t>
       </w:r>
     </w:p>
     <w:p>
@@ -1282,7 +1282,7 @@
           <w:sz w:val="16"/>
           <w:szCs w:val="16"/>
         </w:rPr>
-        <w:t xml:space="preserve">USE AFTER: MODEL BUILDING PHASE — Students draw their first explanatory model and complete the 'Model Limitations Statement'</w:t>
+        <w:t xml:space="preserve">USE AFTER: MODEL BUILDING PHASE — Model: initial flow-diagram model (Food chemicals → ? → Glucose in blood → ? → Back to normal)</w:t>
       </w:r>
     </w:p>
     <w:p>
@@ -1298,7 +1298,52 @@
           <w:sz w:val="21"/>
           <w:szCs w:val="21"/>
         </w:rPr>
-        <w:t xml:space="preserve">Q7. You have drawn your first model of what happens inside the body of each child, and written 'My model cannot yet explain ___ because ___'. Which statement about this first model is correct?</w:t>
+        <w:t xml:space="preserve">Q7. Learners draw an initial model of Wanjiru's meal and her glucose graph, using boxes and arrows with question marks where they are unsure. Which skeleton shows the correct order of the parts?</w:t>
+      </w:r>
+    </w:p>
+    <w:p>
+      <w:pPr>
+        <w:keepNext/>
+        <w:spacing w:after="20"/>
+        <w:ind w:left="360"/>
+      </w:pPr>
+      <w:r>
+        <w:rPr>
+          <w:rFonts w:ascii="Arial" w:cs="Arial" w:eastAsia="Arial" w:hAnsi="Arial"/>
+          <w:sz w:val="21"/>
+          <w:szCs w:val="21"/>
+        </w:rPr>
+        <w:t xml:space="preserve">A.  Back to normal → ? → Food chemicals → ? → Glucose in blood</w:t>
+      </w:r>
+    </w:p>
+    <w:p>
+      <w:pPr>
+        <w:keepNext/>
+        <w:spacing w:after="20"/>
+        <w:ind w:left="360"/>
+      </w:pPr>
+      <w:r>
+        <w:rPr>
+          <w:rFonts w:ascii="Arial" w:cs="Arial" w:eastAsia="Arial" w:hAnsi="Arial"/>
+          <w:sz w:val="21"/>
+          <w:szCs w:val="21"/>
+        </w:rPr>
+        <w:t xml:space="preserve">B.  Glucose in blood → ? → Food chemicals → ? → Back to normal</w:t>
+      </w:r>
+    </w:p>
+    <w:p>
+      <w:pPr>
+        <w:keepNext/>
+        <w:spacing w:after="20"/>
+        <w:ind w:left="360"/>
+      </w:pPr>
+      <w:r>
+        <w:rPr>
+          <w:rFonts w:ascii="Arial" w:cs="Arial" w:eastAsia="Arial" w:hAnsi="Arial"/>
+          <w:sz w:val="21"/>
+          <w:szCs w:val="21"/>
+        </w:rPr>
+        <w:t xml:space="preserve">C.  Food chemicals → ? → Back to normal → ? → Glucose in blood</w:t>
       </w:r>
     </w:p>
     <w:p>
@@ -1316,52 +1361,7 @@
           <w:sz w:val="21"/>
           <w:szCs w:val="21"/>
         </w:rPr>
-        <w:t xml:space="preserve">A.  It is your best current explanation and will be revised as you learn more.</w:t>
-      </w:r>
-    </w:p>
-    <w:p>
-      <w:pPr>
-        <w:keepNext/>
-        <w:spacing w:after="20"/>
-        <w:ind w:left="360"/>
-      </w:pPr>
-      <w:r>
-        <w:rPr>
-          <w:rFonts w:ascii="Arial" w:cs="Arial" w:eastAsia="Arial" w:hAnsi="Arial"/>
-          <w:sz w:val="21"/>
-          <w:szCs w:val="21"/>
-        </w:rPr>
-        <w:t xml:space="preserve">B.  It should be erased if it turns out to be wrong.</w:t>
-      </w:r>
-    </w:p>
-    <w:p>
-      <w:pPr>
-        <w:keepNext/>
-        <w:spacing w:after="20"/>
-        <w:ind w:left="360"/>
-      </w:pPr>
-      <w:r>
-        <w:rPr>
-          <w:rFonts w:ascii="Arial" w:cs="Arial" w:eastAsia="Arial" w:hAnsi="Arial"/>
-          <w:sz w:val="21"/>
-          <w:szCs w:val="21"/>
-        </w:rPr>
-        <w:t xml:space="preserve">C.  It must use all the correct chemical names before it is finished.</w:t>
-      </w:r>
-    </w:p>
-    <w:p>
-      <w:pPr>
-        <w:keepNext/>
-        <w:spacing w:after="20"/>
-        <w:ind w:left="360"/>
-      </w:pPr>
-      <w:r>
-        <w:rPr>
-          <w:rFonts w:ascii="Arial" w:cs="Arial" w:eastAsia="Arial" w:hAnsi="Arial"/>
-          <w:sz w:val="21"/>
-          <w:szCs w:val="21"/>
-        </w:rPr>
-        <w:t xml:space="preserve">D.  It is your final answer for the whole unit.</w:t>
+        <w:t xml:space="preserve">D.  Food chemicals → ? → Glucose in blood (rises to 8.0 mmol/L) → ? → Back to normal (4.5 mmol/L)</w:t>
       </w:r>
     </w:p>
     <w:p>
@@ -1377,7 +1377,7 @@
           <w:sz w:val="21"/>
           <w:szCs w:val="21"/>
         </w:rPr>
-        <w:t xml:space="preserve">Correct answer: A. </w:t>
+        <w:t xml:space="preserve">Correct answer: D. </w:t>
       </w:r>
       <w:r>
         <w:rPr>
@@ -1386,7 +1386,7 @@
           <w:sz w:val="19"/>
           <w:szCs w:val="19"/>
         </w:rPr>
-        <w:t xml:space="preserve">A first model is a best current explanation that can use everyday words. Students keep it without erasing and revise it lesson by lesson, so being incomplete is expected.</w:t>
+        <w:t xml:space="preserve">The pattern runs from food chemicals, to a rise of glucose in the blood to 8.0 mmol/L, to a return to normal at 4.5 mmol/L. The question marks show the processes still unknown.</w:t>
       </w:r>
     </w:p>
     <w:p>
@@ -1405,7 +1405,7 @@
         </w:rPr>
         <w:t xml:space="preserve">© 2026 SeaVuria and ARES. Aligned with KICD objectives. Developed by SeaVuria; technical implementation by ARES (with AI assistance from Claude). Licensed under </w:t>
       </w:r>
-      <w:hyperlink w:history="1" r:id="rIdpusnxwofqpy2ymnsyabi2">
+      <w:hyperlink w:history="1" r:id="rIdixzrt9kalcenbgx4r1p_e">
         <w:r>
           <w:rPr>
             <w:rFonts w:ascii="Arial" w:cs="Arial" w:eastAsia="Arial" w:hAnsi="Arial"/>
@@ -1426,7 +1426,7 @@
         </w:rPr>
         <w:t xml:space="preserve"> (</w:t>
       </w:r>
-      <w:hyperlink w:history="1" r:id="rIdq4me997qdooflcwfsblkb">
+      <w:hyperlink w:history="1" r:id="rIdp9icyxvoxzxqi6kuzsrrr">
         <w:r>
           <w:rPr>
             <w:rFonts w:ascii="Arial" w:cs="Arial" w:eastAsia="Arial" w:hAnsi="Arial"/>
